--- a/CalendarioAgo26/Actividades/Actividad2_ACL/Actividad2_3/Act2_matricula.docx
+++ b/CalendarioAgo26/Actividades/Actividad2_ACL/Actividad2_3/Act2_matricula.docx
@@ -586,14 +586,56 @@
           <w:rFonts w:ascii="Arial" w:hAnsi="Arial" w:cs="Arial"/>
           <w:color w:val="0D0D0D" w:themeColor="text1" w:themeTint="F2"/>
         </w:rPr>
-        <w:t xml:space="preserve"> todos los equipos terminales</w:t>
-      </w:r>
-      <w:r>
-        <w:rPr>
-          <w:rFonts w:ascii="Arial" w:hAnsi="Arial" w:cs="Arial"/>
-          <w:color w:val="0D0D0D" w:themeColor="text1" w:themeTint="F2"/>
-        </w:rPr>
-        <w:t xml:space="preserve"> de la subred de </w:t>
+        <w:t xml:space="preserve"> </w:t>
+      </w:r>
+      <w:r>
+        <w:rPr>
+          <w:rFonts w:ascii="Arial" w:hAnsi="Arial" w:cs="Arial"/>
+          <w:color w:val="0D0D0D" w:themeColor="text1" w:themeTint="F2"/>
+        </w:rPr>
+        <w:t>los dispositivos</w:t>
+      </w:r>
+      <w:r>
+        <w:rPr>
+          <w:rFonts w:ascii="Arial" w:hAnsi="Arial" w:cs="Arial"/>
+          <w:color w:val="0D0D0D" w:themeColor="text1" w:themeTint="F2"/>
+        </w:rPr>
+        <w:t xml:space="preserve"> terminales</w:t>
+      </w:r>
+      <w:r>
+        <w:rPr>
+          <w:rFonts w:ascii="Arial" w:hAnsi="Arial" w:cs="Arial"/>
+          <w:color w:val="0D0D0D" w:themeColor="text1" w:themeTint="F2"/>
+        </w:rPr>
+        <w:t xml:space="preserve"> de la</w:t>
+      </w:r>
+      <w:r>
+        <w:rPr>
+          <w:rFonts w:ascii="Arial" w:hAnsi="Arial" w:cs="Arial"/>
+          <w:color w:val="0D0D0D" w:themeColor="text1" w:themeTint="F2"/>
+        </w:rPr>
+        <w:t>s</w:t>
+      </w:r>
+      <w:r>
+        <w:rPr>
+          <w:rFonts w:ascii="Arial" w:hAnsi="Arial" w:cs="Arial"/>
+          <w:color w:val="0D0D0D" w:themeColor="text1" w:themeTint="F2"/>
+        </w:rPr>
+        <w:t xml:space="preserve"> subred</w:t>
+      </w:r>
+      <w:r>
+        <w:rPr>
+          <w:rFonts w:ascii="Arial" w:hAnsi="Arial" w:cs="Arial"/>
+          <w:color w:val="0D0D0D" w:themeColor="text1" w:themeTint="F2"/>
+        </w:rPr>
+        <w:t>es</w:t>
+      </w:r>
+      <w:r>
+        <w:rPr>
+          <w:rFonts w:ascii="Arial" w:hAnsi="Arial" w:cs="Arial"/>
+          <w:color w:val="0D0D0D" w:themeColor="text1" w:themeTint="F2"/>
+        </w:rPr>
+        <w:t xml:space="preserve"> de </w:t>
       </w:r>
       <w:r>
         <w:rPr>
@@ -607,11 +649,25 @@
       <w:r>
         <w:rPr>
           <w:rFonts w:ascii="Arial" w:hAnsi="Arial" w:cs="Arial"/>
+          <w:color w:val="0D0D0D" w:themeColor="text1" w:themeTint="F2"/>
+        </w:rPr>
+        <w:t>y</w:t>
+      </w:r>
+      <w:r>
+        <w:rPr>
+          <w:rFonts w:ascii="Arial" w:hAnsi="Arial" w:cs="Arial"/>
+          <w:color w:val="0D0D0D" w:themeColor="text1" w:themeTint="F2"/>
+        </w:rPr>
+        <w:t xml:space="preserve"> de</w:t>
+      </w:r>
+      <w:r>
+        <w:rPr>
+          <w:rFonts w:ascii="Arial" w:hAnsi="Arial" w:cs="Arial"/>
           <w:b/>
           <w:bCs/>
           <w:color w:val="0D0D0D" w:themeColor="text1" w:themeTint="F2"/>
         </w:rPr>
-        <w:t xml:space="preserve">y </w:t>
+        <w:t xml:space="preserve"> </w:t>
       </w:r>
       <w:r>
         <w:rPr>
@@ -776,7 +832,23 @@
           <w:rFonts w:ascii="Arial" w:hAnsi="Arial" w:cs="Arial"/>
           <w:color w:val="0D0D0D" w:themeColor="text1" w:themeTint="F2"/>
         </w:rPr>
-        <w:t xml:space="preserve"> para instalar las ACLs y comprobar su funcionamiento correcto.</w:t>
+        <w:t xml:space="preserve"> para instalar las </w:t>
+      </w:r>
+      <w:proofErr w:type="spellStart"/>
+      <w:r>
+        <w:rPr>
+          <w:rFonts w:ascii="Arial" w:hAnsi="Arial" w:cs="Arial"/>
+          <w:color w:val="0D0D0D" w:themeColor="text1" w:themeTint="F2"/>
+        </w:rPr>
+        <w:t>ACLs</w:t>
+      </w:r>
+      <w:proofErr w:type="spellEnd"/>
+      <w:r>
+        <w:rPr>
+          <w:rFonts w:ascii="Arial" w:hAnsi="Arial" w:cs="Arial"/>
+          <w:color w:val="0D0D0D" w:themeColor="text1" w:themeTint="F2"/>
+        </w:rPr>
+        <w:t xml:space="preserve"> y comprobar su funcionamiento correcto.</w:t>
       </w:r>
     </w:p>
     <w:p>
@@ -871,6 +943,7 @@
           <w:szCs w:val="20"/>
         </w:rPr>
       </w:pPr>
+      <w:proofErr w:type="spellStart"/>
       <w:r>
         <w:rPr>
           <w:rFonts w:ascii="Arial" w:hAnsi="Arial" w:cs="Arial"/>
@@ -878,7 +951,37 @@
           <w:sz w:val="20"/>
           <w:szCs w:val="20"/>
         </w:rPr>
-        <w:t>router(config)#</w:t>
+        <w:t>router</w:t>
+      </w:r>
+      <w:proofErr w:type="spellEnd"/>
+      <w:r>
+        <w:rPr>
+          <w:rFonts w:ascii="Arial" w:hAnsi="Arial" w:cs="Arial"/>
+          <w:color w:val="0D0D0D" w:themeColor="text1" w:themeTint="F2"/>
+          <w:sz w:val="20"/>
+          <w:szCs w:val="20"/>
+        </w:rPr>
+        <w:t>(</w:t>
+      </w:r>
+      <w:proofErr w:type="spellStart"/>
+      <w:r>
+        <w:rPr>
+          <w:rFonts w:ascii="Arial" w:hAnsi="Arial" w:cs="Arial"/>
+          <w:color w:val="0D0D0D" w:themeColor="text1" w:themeTint="F2"/>
+          <w:sz w:val="20"/>
+          <w:szCs w:val="20"/>
+        </w:rPr>
+        <w:t>config</w:t>
+      </w:r>
+      <w:proofErr w:type="spellEnd"/>
+      <w:r>
+        <w:rPr>
+          <w:rFonts w:ascii="Arial" w:hAnsi="Arial" w:cs="Arial"/>
+          <w:color w:val="0D0D0D" w:themeColor="text1" w:themeTint="F2"/>
+          <w:sz w:val="20"/>
+          <w:szCs w:val="20"/>
+        </w:rPr>
+        <w:t>)#</w:t>
       </w:r>
     </w:p>
     <w:p>
@@ -917,7 +1020,27 @@
           <w:sz w:val="20"/>
           <w:szCs w:val="20"/>
         </w:rPr>
-        <w:t xml:space="preserve">¿En qué router instalarás esta lista de control de acceso? </w:t>
+        <w:t xml:space="preserve">¿En qué </w:t>
+      </w:r>
+      <w:proofErr w:type="spellStart"/>
+      <w:r>
+        <w:rPr>
+          <w:rFonts w:ascii="Arial" w:hAnsi="Arial" w:cs="Arial"/>
+          <w:color w:val="0D0D0D" w:themeColor="text1" w:themeTint="F2"/>
+          <w:sz w:val="20"/>
+          <w:szCs w:val="20"/>
+        </w:rPr>
+        <w:t>router</w:t>
+      </w:r>
+      <w:proofErr w:type="spellEnd"/>
+      <w:r>
+        <w:rPr>
+          <w:rFonts w:ascii="Arial" w:hAnsi="Arial" w:cs="Arial"/>
+          <w:color w:val="0D0D0D" w:themeColor="text1" w:themeTint="F2"/>
+          <w:sz w:val="20"/>
+          <w:szCs w:val="20"/>
+        </w:rPr>
+        <w:t xml:space="preserve"> instalarás esta lista de control de acceso? </w:t>
       </w:r>
     </w:p>
     <w:p>
@@ -969,8 +1092,20 @@
           <w:szCs w:val="20"/>
           <w:lang w:val="en-US"/>
         </w:rPr>
-        <w:t>router(config-if)#</w:t>
-      </w:r>
+        <w:t>router(config-</w:t>
+      </w:r>
+      <w:proofErr w:type="gramStart"/>
+      <w:r>
+        <w:rPr>
+          <w:rFonts w:ascii="Arial" w:hAnsi="Arial" w:cs="Arial"/>
+          <w:color w:val="0D0D0D" w:themeColor="text1" w:themeTint="F2"/>
+          <w:sz w:val="20"/>
+          <w:szCs w:val="20"/>
+          <w:lang w:val="en-US"/>
+        </w:rPr>
+        <w:t>if)#</w:t>
+      </w:r>
+      <w:proofErr w:type="gramEnd"/>
     </w:p>
     <w:p>
       <w:pPr>
@@ -2580,7 +2715,35 @@
           <w:rFonts w:ascii="Arial" w:hAnsi="Arial" w:cs="Arial"/>
           <w:color w:val="0D0D0D" w:themeColor="text1" w:themeTint="F2"/>
         </w:rPr>
-        <w:t xml:space="preserve"> desde cualquier IP asociada con la subred de los </w:t>
+        <w:t xml:space="preserve"> desde cualquier IP asociada con la</w:t>
+      </w:r>
+      <w:r>
+        <w:rPr>
+          <w:rFonts w:ascii="Arial" w:hAnsi="Arial" w:cs="Arial"/>
+          <w:color w:val="0D0D0D" w:themeColor="text1" w:themeTint="F2"/>
+        </w:rPr>
+        <w:t>s</w:t>
+      </w:r>
+      <w:r>
+        <w:rPr>
+          <w:rFonts w:ascii="Arial" w:hAnsi="Arial" w:cs="Arial"/>
+          <w:color w:val="0D0D0D" w:themeColor="text1" w:themeTint="F2"/>
+        </w:rPr>
+        <w:t xml:space="preserve"> subred</w:t>
+      </w:r>
+      <w:r>
+        <w:rPr>
+          <w:rFonts w:ascii="Arial" w:hAnsi="Arial" w:cs="Arial"/>
+          <w:color w:val="0D0D0D" w:themeColor="text1" w:themeTint="F2"/>
+        </w:rPr>
+        <w:t>es</w:t>
+      </w:r>
+      <w:r>
+        <w:rPr>
+          <w:rFonts w:ascii="Arial" w:hAnsi="Arial" w:cs="Arial"/>
+          <w:color w:val="0D0D0D" w:themeColor="text1" w:themeTint="F2"/>
+        </w:rPr>
+        <w:t xml:space="preserve"> de </w:t>
       </w:r>
       <w:r>
         <w:rPr>
@@ -2607,6 +2770,7 @@
         </w:rPr>
         <w:t xml:space="preserve"> y de </w:t>
       </w:r>
+      <w:proofErr w:type="gramStart"/>
       <w:r>
         <w:rPr>
           <w:rFonts w:ascii="Arial" w:hAnsi="Arial" w:cs="Arial"/>
@@ -2616,6 +2780,7 @@
         </w:rPr>
         <w:t>Directores</w:t>
       </w:r>
+      <w:proofErr w:type="gramEnd"/>
       <w:r>
         <w:rPr>
           <w:rFonts w:ascii="Arial" w:hAnsi="Arial" w:cs="Arial"/>
@@ -2665,7 +2830,23 @@
           <w:rFonts w:ascii="Arial" w:hAnsi="Arial" w:cs="Arial"/>
           <w:color w:val="0D0D0D" w:themeColor="text1" w:themeTint="F2"/>
         </w:rPr>
-        <w:t>. El resto del tráfico pasa libremente (WEB, SMTP, icmp, etc.).</w:t>
+        <w:t xml:space="preserve">. El resto del tráfico pasa libremente (WEB, SMTP, </w:t>
+      </w:r>
+      <w:proofErr w:type="spellStart"/>
+      <w:r>
+        <w:rPr>
+          <w:rFonts w:ascii="Arial" w:hAnsi="Arial" w:cs="Arial"/>
+          <w:color w:val="0D0D0D" w:themeColor="text1" w:themeTint="F2"/>
+        </w:rPr>
+        <w:t>icmp</w:t>
+      </w:r>
+      <w:proofErr w:type="spellEnd"/>
+      <w:r>
+        <w:rPr>
+          <w:rFonts w:ascii="Arial" w:hAnsi="Arial" w:cs="Arial"/>
+          <w:color w:val="0D0D0D" w:themeColor="text1" w:themeTint="F2"/>
+        </w:rPr>
+        <w:t>, etc.).</w:t>
       </w:r>
       <w:r>
         <w:rPr>
@@ -2688,7 +2869,23 @@
           <w:rFonts w:ascii="Arial" w:hAnsi="Arial" w:cs="Arial"/>
           <w:color w:val="0D0D0D" w:themeColor="text1" w:themeTint="F2"/>
         </w:rPr>
-        <w:t xml:space="preserve"> para instalar las ACLs y comprobar su funcionamiento correcto.</w:t>
+        <w:t xml:space="preserve"> para instalar las </w:t>
+      </w:r>
+      <w:proofErr w:type="spellStart"/>
+      <w:r>
+        <w:rPr>
+          <w:rFonts w:ascii="Arial" w:hAnsi="Arial" w:cs="Arial"/>
+          <w:color w:val="0D0D0D" w:themeColor="text1" w:themeTint="F2"/>
+        </w:rPr>
+        <w:t>ACLs</w:t>
+      </w:r>
+      <w:proofErr w:type="spellEnd"/>
+      <w:r>
+        <w:rPr>
+          <w:rFonts w:ascii="Arial" w:hAnsi="Arial" w:cs="Arial"/>
+          <w:color w:val="0D0D0D" w:themeColor="text1" w:themeTint="F2"/>
+        </w:rPr>
+        <w:t xml:space="preserve"> y comprobar su funcionamiento correcto.</w:t>
       </w:r>
     </w:p>
     <w:p>
@@ -2783,6 +2980,7 @@
           <w:szCs w:val="20"/>
         </w:rPr>
       </w:pPr>
+      <w:proofErr w:type="spellStart"/>
       <w:r>
         <w:rPr>
           <w:rFonts w:ascii="Arial" w:hAnsi="Arial" w:cs="Arial"/>
@@ -2790,7 +2988,37 @@
           <w:sz w:val="20"/>
           <w:szCs w:val="20"/>
         </w:rPr>
-        <w:t>router(config)#</w:t>
+        <w:t>router</w:t>
+      </w:r>
+      <w:proofErr w:type="spellEnd"/>
+      <w:r>
+        <w:rPr>
+          <w:rFonts w:ascii="Arial" w:hAnsi="Arial" w:cs="Arial"/>
+          <w:color w:val="0D0D0D" w:themeColor="text1" w:themeTint="F2"/>
+          <w:sz w:val="20"/>
+          <w:szCs w:val="20"/>
+        </w:rPr>
+        <w:t>(</w:t>
+      </w:r>
+      <w:proofErr w:type="spellStart"/>
+      <w:r>
+        <w:rPr>
+          <w:rFonts w:ascii="Arial" w:hAnsi="Arial" w:cs="Arial"/>
+          <w:color w:val="0D0D0D" w:themeColor="text1" w:themeTint="F2"/>
+          <w:sz w:val="20"/>
+          <w:szCs w:val="20"/>
+        </w:rPr>
+        <w:t>config</w:t>
+      </w:r>
+      <w:proofErr w:type="spellEnd"/>
+      <w:r>
+        <w:rPr>
+          <w:rFonts w:ascii="Arial" w:hAnsi="Arial" w:cs="Arial"/>
+          <w:color w:val="0D0D0D" w:themeColor="text1" w:themeTint="F2"/>
+          <w:sz w:val="20"/>
+          <w:szCs w:val="20"/>
+        </w:rPr>
+        <w:t>)#</w:t>
       </w:r>
     </w:p>
     <w:p>
@@ -2829,7 +3057,27 @@
           <w:sz w:val="20"/>
           <w:szCs w:val="20"/>
         </w:rPr>
-        <w:t xml:space="preserve">¿En qué router instalarás esta lista de control de acceso? </w:t>
+        <w:t xml:space="preserve">¿En qué </w:t>
+      </w:r>
+      <w:proofErr w:type="spellStart"/>
+      <w:r>
+        <w:rPr>
+          <w:rFonts w:ascii="Arial" w:hAnsi="Arial" w:cs="Arial"/>
+          <w:color w:val="0D0D0D" w:themeColor="text1" w:themeTint="F2"/>
+          <w:sz w:val="20"/>
+          <w:szCs w:val="20"/>
+        </w:rPr>
+        <w:t>router</w:t>
+      </w:r>
+      <w:proofErr w:type="spellEnd"/>
+      <w:r>
+        <w:rPr>
+          <w:rFonts w:ascii="Arial" w:hAnsi="Arial" w:cs="Arial"/>
+          <w:color w:val="0D0D0D" w:themeColor="text1" w:themeTint="F2"/>
+          <w:sz w:val="20"/>
+          <w:szCs w:val="20"/>
+        </w:rPr>
+        <w:t xml:space="preserve"> instalarás esta lista de control de acceso? </w:t>
       </w:r>
     </w:p>
     <w:p>
@@ -2881,8 +3129,20 @@
           <w:szCs w:val="20"/>
           <w:lang w:val="en-US"/>
         </w:rPr>
-        <w:t>router(config-if)#</w:t>
-      </w:r>
+        <w:t>router(config-</w:t>
+      </w:r>
+      <w:proofErr w:type="gramStart"/>
+      <w:r>
+        <w:rPr>
+          <w:rFonts w:ascii="Arial" w:hAnsi="Arial" w:cs="Arial"/>
+          <w:color w:val="0D0D0D" w:themeColor="text1" w:themeTint="F2"/>
+          <w:sz w:val="20"/>
+          <w:szCs w:val="20"/>
+          <w:lang w:val="en-US"/>
+        </w:rPr>
+        <w:t>if)#</w:t>
+      </w:r>
+      <w:proofErr w:type="gramEnd"/>
     </w:p>
     <w:p>
       <w:pPr>
@@ -6318,7 +6578,7 @@
       <w:lang w:val="en-US" w:eastAsia="en-US"/>
     </w:rPr>
   </w:style>
-  <w:style w:type="character" w:styleId="Textoennegrita">
+  <w:style w:type="character" w:styleId="Fuerte">
     <w:name w:val="Strong"/>
     <w:basedOn w:val="Fuentedeprrafopredeter"/>
     <w:uiPriority w:val="22"/>

--- a/CalendarioAgo26/Actividades/Actividad2_ACL/Actividad2_3/Act2_matricula.docx
+++ b/CalendarioAgo26/Actividades/Actividad2_ACL/Actividad2_3/Act2_matricula.docx
@@ -542,21 +542,26 @@
       <w:r>
         <w:rPr>
           <w:rFonts w:ascii="Arial" w:hAnsi="Arial" w:cs="Arial"/>
+          <w:color w:val="0D0D0D" w:themeColor="text1" w:themeTint="F2"/>
+          <w:lang w:val="es-MX"/>
+        </w:rPr>
+        <w:t>acceso</w:t>
+      </w:r>
+      <w:r>
+        <w:rPr>
+          <w:rFonts w:ascii="Arial" w:hAnsi="Arial" w:cs="Arial"/>
+          <w:color w:val="0D0D0D" w:themeColor="text1" w:themeTint="F2"/>
+        </w:rPr>
+        <w:t xml:space="preserve"> </w:t>
+      </w:r>
+      <w:r>
+        <w:rPr>
+          <w:rFonts w:ascii="Arial" w:hAnsi="Arial" w:cs="Arial"/>
           <w:b/>
           <w:bCs/>
           <w:color w:val="0D0D0D" w:themeColor="text1" w:themeTint="F2"/>
-          <w:lang w:val="es-MX"/>
-        </w:rPr>
-        <w:t>acceso</w:t>
-      </w:r>
-      <w:r>
-        <w:rPr>
-          <w:rFonts w:ascii="Arial" w:hAnsi="Arial" w:cs="Arial"/>
-          <w:b/>
-          <w:bCs/>
-          <w:color w:val="0D0D0D" w:themeColor="text1" w:themeTint="F2"/>
-        </w:rPr>
-        <w:t xml:space="preserve"> extendida</w:t>
+        </w:rPr>
+        <w:t>extendida</w:t>
       </w:r>
       <w:r>
         <w:rPr>
@@ -1168,7 +1173,15 @@
                 <w:b/>
                 <w:color w:val="000000"/>
               </w:rPr>
-              <w:t>Desde</w:t>
+              <w:t>De</w:t>
+            </w:r>
+            <w:r>
+              <w:rPr>
+                <w:rFonts w:ascii="Arial" w:hAnsi="Arial" w:cs="Arial"/>
+                <w:b/>
+                <w:color w:val="000000"/>
+              </w:rPr>
+              <w:t>sde</w:t>
             </w:r>
           </w:p>
         </w:tc>
@@ -1216,7 +1229,7 @@
                 <w:b/>
                 <w:color w:val="000000"/>
               </w:rPr>
-              <w:t xml:space="preserve">Dirección </w:t>
+              <w:t>Dirección IP</w:t>
             </w:r>
             <w:r>
               <w:rPr>
@@ -1224,7 +1237,15 @@
                 <w:b/>
                 <w:color w:val="000000"/>
               </w:rPr>
-              <w:t>IP</w:t>
+              <w:t xml:space="preserve"> </w:t>
+            </w:r>
+            <w:r>
+              <w:rPr>
+                <w:rFonts w:ascii="Arial" w:hAnsi="Arial" w:cs="Arial"/>
+                <w:bCs/>
+                <w:color w:val="000000"/>
+              </w:rPr>
+              <w:t>(Hacia)</w:t>
             </w:r>
           </w:p>
         </w:tc>
@@ -2107,7 +2128,15 @@
                 <w:b/>
                 <w:color w:val="000000"/>
               </w:rPr>
-              <w:t>Desde</w:t>
+              <w:t>De</w:t>
+            </w:r>
+            <w:r>
+              <w:rPr>
+                <w:rFonts w:ascii="Arial" w:hAnsi="Arial" w:cs="Arial"/>
+                <w:b/>
+                <w:color w:val="000000"/>
+              </w:rPr>
+              <w:t>sde</w:t>
             </w:r>
           </w:p>
         </w:tc>
@@ -2155,7 +2184,7 @@
                 <w:b/>
                 <w:color w:val="000000"/>
               </w:rPr>
-              <w:t xml:space="preserve">Dirección </w:t>
+              <w:t>Dirección IP</w:t>
             </w:r>
             <w:r>
               <w:rPr>
@@ -2163,7 +2192,15 @@
                 <w:b/>
                 <w:color w:val="000000"/>
               </w:rPr>
-              <w:t>IP</w:t>
+              <w:t xml:space="preserve"> </w:t>
+            </w:r>
+            <w:r>
+              <w:rPr>
+                <w:rFonts w:ascii="Arial" w:hAnsi="Arial" w:cs="Arial"/>
+                <w:bCs/>
+                <w:color w:val="000000"/>
+              </w:rPr>
+              <w:t>(Hacia)</w:t>
             </w:r>
           </w:p>
         </w:tc>
@@ -2683,7 +2720,7 @@
           <w:rFonts w:ascii="Arial" w:hAnsi="Arial" w:cs="Arial"/>
           <w:color w:val="0D0D0D" w:themeColor="text1" w:themeTint="F2"/>
         </w:rPr>
-        <w:t xml:space="preserve">Diseña una lista de control de acceso extendida que únicamente permita el acceso vía </w:t>
+        <w:t xml:space="preserve">Diseña una lista de control de acceso </w:t>
       </w:r>
       <w:r>
         <w:rPr>
@@ -2692,14 +2729,14 @@
           <w:bCs/>
           <w:color w:val="0D0D0D" w:themeColor="text1" w:themeTint="F2"/>
         </w:rPr>
-        <w:t>FTP</w:t>
-      </w:r>
-      <w:r>
-        <w:rPr>
-          <w:rFonts w:ascii="Arial" w:hAnsi="Arial" w:cs="Arial"/>
-          <w:color w:val="0D0D0D" w:themeColor="text1" w:themeTint="F2"/>
-        </w:rPr>
-        <w:t xml:space="preserve"> al servidor </w:t>
+        <w:t>extendida</w:t>
+      </w:r>
+      <w:r>
+        <w:rPr>
+          <w:rFonts w:ascii="Arial" w:hAnsi="Arial" w:cs="Arial"/>
+          <w:color w:val="0D0D0D" w:themeColor="text1" w:themeTint="F2"/>
+        </w:rPr>
+        <w:t xml:space="preserve"> que únicamente permita el acceso vía </w:t>
       </w:r>
       <w:r>
         <w:rPr>
@@ -2708,42 +2745,14 @@
           <w:bCs/>
           <w:color w:val="0D0D0D" w:themeColor="text1" w:themeTint="F2"/>
         </w:rPr>
-        <w:t>Escolar</w:t>
-      </w:r>
-      <w:r>
-        <w:rPr>
-          <w:rFonts w:ascii="Arial" w:hAnsi="Arial" w:cs="Arial"/>
-          <w:color w:val="0D0D0D" w:themeColor="text1" w:themeTint="F2"/>
-        </w:rPr>
-        <w:t xml:space="preserve"> desde cualquier IP asociada con la</w:t>
-      </w:r>
-      <w:r>
-        <w:rPr>
-          <w:rFonts w:ascii="Arial" w:hAnsi="Arial" w:cs="Arial"/>
-          <w:color w:val="0D0D0D" w:themeColor="text1" w:themeTint="F2"/>
-        </w:rPr>
-        <w:t>s</w:t>
-      </w:r>
-      <w:r>
-        <w:rPr>
-          <w:rFonts w:ascii="Arial" w:hAnsi="Arial" w:cs="Arial"/>
-          <w:color w:val="0D0D0D" w:themeColor="text1" w:themeTint="F2"/>
-        </w:rPr>
-        <w:t xml:space="preserve"> subred</w:t>
-      </w:r>
-      <w:r>
-        <w:rPr>
-          <w:rFonts w:ascii="Arial" w:hAnsi="Arial" w:cs="Arial"/>
-          <w:color w:val="0D0D0D" w:themeColor="text1" w:themeTint="F2"/>
-        </w:rPr>
-        <w:t>es</w:t>
-      </w:r>
-      <w:r>
-        <w:rPr>
-          <w:rFonts w:ascii="Arial" w:hAnsi="Arial" w:cs="Arial"/>
-          <w:color w:val="0D0D0D" w:themeColor="text1" w:themeTint="F2"/>
-        </w:rPr>
-        <w:t xml:space="preserve"> de </w:t>
+        <w:t>FTP</w:t>
+      </w:r>
+      <w:r>
+        <w:rPr>
+          <w:rFonts w:ascii="Arial" w:hAnsi="Arial" w:cs="Arial"/>
+          <w:color w:val="0D0D0D" w:themeColor="text1" w:themeTint="F2"/>
+        </w:rPr>
+        <w:t xml:space="preserve"> al servidor </w:t>
       </w:r>
       <w:r>
         <w:rPr>
@@ -2752,7 +2761,42 @@
           <w:bCs/>
           <w:color w:val="0D0D0D" w:themeColor="text1" w:themeTint="F2"/>
         </w:rPr>
-        <w:t>P</w:t>
+        <w:t>Escolar</w:t>
+      </w:r>
+      <w:r>
+        <w:rPr>
+          <w:rFonts w:ascii="Arial" w:hAnsi="Arial" w:cs="Arial"/>
+          <w:color w:val="0D0D0D" w:themeColor="text1" w:themeTint="F2"/>
+        </w:rPr>
+        <w:t xml:space="preserve"> desde cualquier IP asociada con la</w:t>
+      </w:r>
+      <w:r>
+        <w:rPr>
+          <w:rFonts w:ascii="Arial" w:hAnsi="Arial" w:cs="Arial"/>
+          <w:color w:val="0D0D0D" w:themeColor="text1" w:themeTint="F2"/>
+        </w:rPr>
+        <w:t>s</w:t>
+      </w:r>
+      <w:r>
+        <w:rPr>
+          <w:rFonts w:ascii="Arial" w:hAnsi="Arial" w:cs="Arial"/>
+          <w:color w:val="0D0D0D" w:themeColor="text1" w:themeTint="F2"/>
+        </w:rPr>
+        <w:t xml:space="preserve"> subred</w:t>
+      </w:r>
+      <w:r>
+        <w:rPr>
+          <w:rFonts w:ascii="Arial" w:hAnsi="Arial" w:cs="Arial"/>
+          <w:color w:val="0D0D0D" w:themeColor="text1" w:themeTint="F2"/>
+        </w:rPr>
+        <w:t>es</w:t>
+      </w:r>
+      <w:r>
+        <w:rPr>
+          <w:rFonts w:ascii="Arial" w:hAnsi="Arial" w:cs="Arial"/>
+          <w:color w:val="0D0D0D" w:themeColor="text1" w:themeTint="F2"/>
+        </w:rPr>
+        <w:t xml:space="preserve"> de </w:t>
       </w:r>
       <w:r>
         <w:rPr>
@@ -2761,16 +2805,8 @@
           <w:bCs/>
           <w:color w:val="0D0D0D" w:themeColor="text1" w:themeTint="F2"/>
         </w:rPr>
-        <w:t>rofesores</w:t>
-      </w:r>
-      <w:r>
-        <w:rPr>
-          <w:rFonts w:ascii="Arial" w:hAnsi="Arial" w:cs="Arial"/>
-          <w:color w:val="0D0D0D" w:themeColor="text1" w:themeTint="F2"/>
-        </w:rPr>
-        <w:t xml:space="preserve"> y de </w:t>
-      </w:r>
-      <w:proofErr w:type="gramStart"/>
+        <w:t>P</w:t>
+      </w:r>
       <w:r>
         <w:rPr>
           <w:rFonts w:ascii="Arial" w:hAnsi="Arial" w:cs="Arial"/>
@@ -2778,6 +2814,23 @@
           <w:bCs/>
           <w:color w:val="0D0D0D" w:themeColor="text1" w:themeTint="F2"/>
         </w:rPr>
+        <w:t>rofesores</w:t>
+      </w:r>
+      <w:r>
+        <w:rPr>
+          <w:rFonts w:ascii="Arial" w:hAnsi="Arial" w:cs="Arial"/>
+          <w:color w:val="0D0D0D" w:themeColor="text1" w:themeTint="F2"/>
+        </w:rPr>
+        <w:t xml:space="preserve"> y de </w:t>
+      </w:r>
+      <w:proofErr w:type="gramStart"/>
+      <w:r>
+        <w:rPr>
+          <w:rFonts w:ascii="Arial" w:hAnsi="Arial" w:cs="Arial"/>
+          <w:b/>
+          <w:bCs/>
+          <w:color w:val="0D0D0D" w:themeColor="text1" w:themeTint="F2"/>
+        </w:rPr>
         <w:t>Directores</w:t>
       </w:r>
       <w:proofErr w:type="gramEnd"/>
@@ -2786,14 +2839,23 @@
           <w:rFonts w:ascii="Arial" w:hAnsi="Arial" w:cs="Arial"/>
           <w:color w:val="0D0D0D" w:themeColor="text1" w:themeTint="F2"/>
         </w:rPr>
-        <w:t xml:space="preserve">, </w:t>
-      </w:r>
-      <w:r>
-        <w:rPr>
-          <w:rFonts w:ascii="Arial" w:hAnsi="Arial" w:cs="Arial"/>
-          <w:color w:val="0D0D0D" w:themeColor="text1" w:themeTint="F2"/>
-        </w:rPr>
-        <w:t>impidiendo</w:t>
+        <w:t xml:space="preserve"> </w:t>
+      </w:r>
+      <w:r>
+        <w:rPr>
+          <w:rFonts w:ascii="Arial" w:hAnsi="Arial" w:cs="Arial"/>
+          <w:color w:val="0D0D0D" w:themeColor="text1" w:themeTint="F2"/>
+        </w:rPr>
+        <w:t xml:space="preserve">pero que </w:t>
+      </w:r>
+      <w:r>
+        <w:rPr>
+          <w:rFonts w:ascii="Arial" w:hAnsi="Arial" w:cs="Arial"/>
+          <w:b/>
+          <w:bCs/>
+          <w:color w:val="0D0D0D" w:themeColor="text1" w:themeTint="F2"/>
+        </w:rPr>
+        <w:t>impida</w:t>
       </w:r>
       <w:r>
         <w:rPr>
@@ -3202,7 +3264,15 @@
                 <w:b/>
                 <w:color w:val="000000"/>
               </w:rPr>
-              <w:t>Desde</w:t>
+              <w:t>De</w:t>
+            </w:r>
+            <w:r>
+              <w:rPr>
+                <w:rFonts w:ascii="Arial" w:hAnsi="Arial" w:cs="Arial"/>
+                <w:b/>
+                <w:color w:val="000000"/>
+              </w:rPr>
+              <w:t>sde</w:t>
             </w:r>
           </w:p>
         </w:tc>
@@ -3250,7 +3320,7 @@
                 <w:b/>
                 <w:color w:val="000000"/>
               </w:rPr>
-              <w:t xml:space="preserve">Dirección </w:t>
+              <w:t>Dirección IP</w:t>
             </w:r>
             <w:r>
               <w:rPr>
@@ -3258,7 +3328,15 @@
                 <w:b/>
                 <w:color w:val="000000"/>
               </w:rPr>
-              <w:t>IP</w:t>
+              <w:t xml:space="preserve"> </w:t>
+            </w:r>
+            <w:r>
+              <w:rPr>
+                <w:rFonts w:ascii="Arial" w:hAnsi="Arial" w:cs="Arial"/>
+                <w:bCs/>
+                <w:color w:val="000000"/>
+              </w:rPr>
+              <w:t>(Hacia)</w:t>
             </w:r>
           </w:p>
         </w:tc>
